--- a/TOS.docx
+++ b/TOS.docx
@@ -26,7 +26,19 @@
         <w:rPr>
           <w:lang w:val="en"/>
         </w:rPr>
-        <w:t xml:space="preserve"> Serice</w:t>
+        <w:t xml:space="preserve"> Ser</w:t>
+      </w:r>
+      <w:r>
+        <w:rPr>
+          <w:lang w:val="en"/>
+        </w:rPr>
+        <w:t>V</w:t>
+      </w:r>
+      <w:r>
+        <w:rPr>
+          <w:lang w:val="en"/>
+        </w:rPr>
+        <w:t>ice</w:t>
       </w:r>
     </w:p>
     <w:p>
@@ -117,32 +129,25 @@
     </w:p>
     <w:p>
       <w:pPr>
-        <w:rPr>
-          <w:rFonts w:ascii="Verdana" w:hAnsi="Verdana" w:cs="Verdana"/>
-          <w:lang w:val="en"/>
-        </w:rPr>
-      </w:pPr>
-      <w:r>
-        <w:rPr>
-          <w:rFonts w:ascii="Verdana" w:hAnsi="Verdana" w:cs="Verdana"/>
-          <w:lang w:val="en"/>
-        </w:rPr>
-        <w:br w:type="column"/>
+        <w:pStyle w:val="Heading2"/>
+        <w:rPr>
+          <w:lang w:val="en"/>
+        </w:rPr>
+      </w:pPr>
+      <w:r>
+        <w:rPr>
+          <w:lang w:val="en"/>
+        </w:rPr>
+        <w:t>Macros</w:t>
       </w:r>
     </w:p>
     <w:p>
       <w:pPr>
-        <w:pStyle w:val="Heading2"/>
-        <w:rPr>
-          <w:lang w:val="en"/>
-        </w:rPr>
-      </w:pPr>
-      <w:r>
-        <w:rPr>
-          <w:lang w:val="en"/>
-        </w:rPr>
-        <w:t>Macros</w:t>
-      </w:r>
+        <w:rPr>
+          <w:rFonts w:ascii="Verdana" w:hAnsi="Verdana" w:cs="Verdana"/>
+          <w:lang w:val="en"/>
+        </w:rPr>
+      </w:pPr>
     </w:p>
     <w:p>
       <w:pPr>
@@ -151,6 +156,13 @@
           <w:lang w:val="en"/>
         </w:rPr>
       </w:pPr>
+      <w:r>
+        <w:rPr>
+          <w:rFonts w:ascii="Verdana" w:hAnsi="Verdana" w:cs="Verdana"/>
+          <w:lang w:val="en"/>
+        </w:rPr>
+        <w:t>[GRIDNAME] is a macro for the Friendly name found in the Web page setup. It gets replaced by your gird name.</w:t>
+      </w:r>
     </w:p>
     <w:p>
       <w:pPr>
@@ -164,22 +176,42 @@
           <w:rFonts w:ascii="Verdana" w:hAnsi="Verdana" w:cs="Verdana"/>
           <w:lang w:val="en"/>
         </w:rPr>
-        <w:t>[GRIDNAME] is a macro for the Friendly name found in the Web page setup. It gets replaced by your gird name.</w:t>
+        <w:t>There are several macros used only in the Diva Wifi web pages.</w:t>
       </w:r>
     </w:p>
     <w:p>
       <w:pPr>
         <w:rPr>
-          <w:rFonts w:ascii="Verdana" w:hAnsi="Verdana" w:cs="Verdana"/>
-          <w:lang w:val="en"/>
-        </w:rPr>
-      </w:pPr>
-      <w:r>
-        <w:rPr>
-          <w:rFonts w:ascii="Verdana" w:hAnsi="Verdana" w:cs="Verdana"/>
-          <w:lang w:val="en"/>
-        </w:rPr>
-        <w:t>There are several macros used only in the Diva Wifi web pages.</w:t>
+          <w:lang w:val="en"/>
+        </w:rPr>
+      </w:pPr>
+      <w:r>
+        <w:rPr>
+          <w:b/>
+          <w:bCs/>
+          <w:lang w:val="en"/>
+        </w:rPr>
+        <w:t xml:space="preserve">#includes </w:t>
+      </w:r>
+      <w:r>
+        <w:rPr>
+          <w:lang w:val="en"/>
+        </w:rPr>
+        <w:t>There are several include directives that bring in the rest of the web site.   Diva uses a series of &lt;!</w:t>
+      </w:r>
+      <w:proofErr w:type="gramStart"/>
+      <w:r>
+        <w:rPr>
+          <w:lang w:val="en"/>
+        </w:rPr>
+        <w:t>--#</w:t>
+      </w:r>
+      <w:proofErr w:type="gramEnd"/>
+      <w:r>
+        <w:rPr>
+          <w:lang w:val="en"/>
+        </w:rPr>
+        <w:t xml:space="preserve">include file=header.html --&gt; statements to bring in files from the other folder set in Opensim\WifiPages.  Includes in those files then bring in increasingly of the web pages from Opensim\Bin\Wifipages. </w:t>
       </w:r>
     </w:p>
     <w:p>
@@ -194,27 +226,31 @@
           <w:bCs/>
           <w:lang w:val="en"/>
         </w:rPr>
-        <w:t xml:space="preserve">#includes </w:t>
-      </w:r>
-      <w:r>
-        <w:rPr>
-          <w:lang w:val="en"/>
-        </w:rPr>
-        <w:t xml:space="preserve">There are several include directives that bring in the rest of the web site.   Diva uses a series of </w:t>
+        <w:t>#</w:t>
       </w:r>
       <w:proofErr w:type="gramStart"/>
       <w:r>
         <w:rPr>
-          <w:lang w:val="en"/>
-        </w:rPr>
-        <w:t>&lt;!--</w:t>
+          <w:b/>
+          <w:bCs/>
+          <w:lang w:val="en"/>
+        </w:rPr>
+        <w:t>get</w:t>
       </w:r>
       <w:proofErr w:type="gramEnd"/>
       <w:r>
         <w:rPr>
-          <w:lang w:val="en"/>
-        </w:rPr>
-        <w:t xml:space="preserve">#include file=header.html --&gt; statements to bring in files from the other folder set in Opensim\WifiPages.  Includes in those files then bring in increasingly of the web pages from Opensim\Bin\Wifipages. </w:t>
+          <w:b/>
+          <w:bCs/>
+          <w:lang w:val="en"/>
+        </w:rPr>
+        <w:t xml:space="preserve"> </w:t>
+      </w:r>
+      <w:r>
+        <w:rPr>
+          <w:lang w:val="en"/>
+        </w:rPr>
+        <w:t>There are several statements that are replaced by server data:</w:t>
       </w:r>
     </w:p>
     <w:p>
@@ -229,31 +265,97 @@
           <w:bCs/>
           <w:lang w:val="en"/>
         </w:rPr>
-        <w:t>#</w:t>
+        <w:t xml:space="preserve">Users in World: </w:t>
+      </w:r>
+      <w:r>
+        <w:rPr>
+          <w:lang w:val="en"/>
+        </w:rPr>
+        <w:t>&lt;!</w:t>
       </w:r>
       <w:proofErr w:type="gramStart"/>
+      <w:r>
+        <w:rPr>
+          <w:lang w:val="en"/>
+        </w:rPr>
+        <w:t>-- #get</w:t>
+      </w:r>
+      <w:proofErr w:type="gramEnd"/>
+      <w:r>
+        <w:rPr>
+          <w:lang w:val="en"/>
+        </w:rPr>
+        <w:t xml:space="preserve"> var=UsersInworld --&gt;</w:t>
+      </w:r>
+    </w:p>
+    <w:p>
+      <w:pPr>
+        <w:rPr>
+          <w:lang w:val="en"/>
+        </w:rPr>
+      </w:pPr>
       <w:r>
         <w:rPr>
           <w:b/>
           <w:bCs/>
           <w:lang w:val="en"/>
         </w:rPr>
-        <w:t>get</w:t>
+        <w:t>Regions:</w:t>
+      </w:r>
+      <w:r>
+        <w:rPr>
+          <w:lang w:val="en"/>
+        </w:rPr>
+        <w:t xml:space="preserve"> &lt;!</w:t>
+      </w:r>
+      <w:proofErr w:type="gramStart"/>
+      <w:r>
+        <w:rPr>
+          <w:lang w:val="en"/>
+        </w:rPr>
+        <w:t>-- #</w:t>
       </w:r>
       <w:proofErr w:type="gramEnd"/>
+      <w:r>
+        <w:rPr>
+          <w:lang w:val="en"/>
+        </w:rPr>
+        <w:t>get var=RegionsTotal --&gt;</w:t>
+      </w:r>
+    </w:p>
+    <w:p>
+      <w:pPr>
+        <w:rPr>
+          <w:lang w:val="en"/>
+        </w:rPr>
+      </w:pPr>
       <w:r>
         <w:rPr>
           <w:b/>
           <w:bCs/>
           <w:lang w:val="en"/>
         </w:rPr>
-        <w:t xml:space="preserve"> </w:t>
-      </w:r>
-      <w:r>
-        <w:rPr>
-          <w:lang w:val="en"/>
-        </w:rPr>
-        <w:t>There are several statements that are replaced by server data:</w:t>
+        <w:t>Total Users:</w:t>
+      </w:r>
+      <w:r>
+        <w:rPr>
+          <w:lang w:val="en"/>
+        </w:rPr>
+        <w:t xml:space="preserve"> &lt;!</w:t>
+      </w:r>
+      <w:proofErr w:type="gramStart"/>
+      <w:r>
+        <w:rPr>
+          <w:lang w:val="en"/>
+        </w:rPr>
+        <w:t>-- #</w:t>
+      </w:r>
+      <w:proofErr w:type="gramEnd"/>
+      <w:r>
+        <w:rPr>
+          <w:lang w:val="en"/>
+        </w:rPr>
+        <w:t>get var=UsersTotal --&gt;</w:t>
       </w:r>
     </w:p>
     <w:p>
@@ -268,35 +370,35 @@
           <w:bCs/>
           <w:lang w:val="en"/>
         </w:rPr>
-        <w:t xml:space="preserve">Users in World: </w:t>
+        <w:t>Active Users last</w:t>
+      </w:r>
+      <w:r>
+        <w:rPr>
+          <w:lang w:val="en"/>
+        </w:rPr>
+        <w:t xml:space="preserve"> &lt;!</w:t>
       </w:r>
       <w:proofErr w:type="gramStart"/>
       <w:r>
         <w:rPr>
           <w:lang w:val="en"/>
         </w:rPr>
-        <w:t>&lt;!--</w:t>
+        <w:t>-- #</w:t>
       </w:r>
       <w:proofErr w:type="gramEnd"/>
       <w:r>
         <w:rPr>
           <w:lang w:val="en"/>
         </w:rPr>
-        <w:t xml:space="preserve"> #</w:t>
-      </w:r>
-      <w:proofErr w:type="gramStart"/>
-      <w:r>
-        <w:rPr>
-          <w:lang w:val="en"/>
-        </w:rPr>
-        <w:t>get</w:t>
-      </w:r>
-      <w:proofErr w:type="gramEnd"/>
-      <w:r>
-        <w:rPr>
-          <w:lang w:val="en"/>
-        </w:rPr>
-        <w:t xml:space="preserve"> var=UsersInworld --&gt;</w:t>
+        <w:t xml:space="preserve">get var=UsersActivePeriod --&gt; </w:t>
+      </w:r>
+      <w:r>
+        <w:rPr>
+          <w:b/>
+          <w:bCs/>
+          <w:lang w:val="en"/>
+        </w:rPr>
+        <w:t>days</w:t>
       </w:r>
     </w:p>
     <w:p>
@@ -311,140 +413,27 @@
           <w:bCs/>
           <w:lang w:val="en"/>
         </w:rPr>
-        <w:t>Regions:</w:t>
-      </w:r>
-      <w:r>
-        <w:rPr>
-          <w:lang w:val="en"/>
-        </w:rPr>
-        <w:t xml:space="preserve"> </w:t>
+        <w:t>Active Users:</w:t>
+      </w:r>
+      <w:r>
+        <w:rPr>
+          <w:lang w:val="en"/>
+        </w:rPr>
+        <w:t xml:space="preserve"> &lt;!</w:t>
       </w:r>
       <w:proofErr w:type="gramStart"/>
       <w:r>
         <w:rPr>
           <w:lang w:val="en"/>
         </w:rPr>
-        <w:t>&lt;!--</w:t>
+        <w:t>-- #</w:t>
       </w:r>
       <w:proofErr w:type="gramEnd"/>
       <w:r>
         <w:rPr>
           <w:lang w:val="en"/>
         </w:rPr>
-        <w:t xml:space="preserve"> #get var=RegionsTotal --&gt;</w:t>
-      </w:r>
-    </w:p>
-    <w:p>
-      <w:pPr>
-        <w:rPr>
-          <w:lang w:val="en"/>
-        </w:rPr>
-      </w:pPr>
-      <w:r>
-        <w:rPr>
-          <w:b/>
-          <w:bCs/>
-          <w:lang w:val="en"/>
-        </w:rPr>
-        <w:t>Total Users:</w:t>
-      </w:r>
-      <w:r>
-        <w:rPr>
-          <w:lang w:val="en"/>
-        </w:rPr>
-        <w:t xml:space="preserve"> </w:t>
-      </w:r>
-      <w:proofErr w:type="gramStart"/>
-      <w:r>
-        <w:rPr>
-          <w:lang w:val="en"/>
-        </w:rPr>
-        <w:t>&lt;!--</w:t>
-      </w:r>
-      <w:proofErr w:type="gramEnd"/>
-      <w:r>
-        <w:rPr>
-          <w:lang w:val="en"/>
-        </w:rPr>
-        <w:t xml:space="preserve"> #get var=UsersTotal --&gt;</w:t>
-      </w:r>
-    </w:p>
-    <w:p>
-      <w:pPr>
-        <w:rPr>
-          <w:lang w:val="en"/>
-        </w:rPr>
-      </w:pPr>
-      <w:r>
-        <w:rPr>
-          <w:b/>
-          <w:bCs/>
-          <w:lang w:val="en"/>
-        </w:rPr>
-        <w:t>Active Users last</w:t>
-      </w:r>
-      <w:r>
-        <w:rPr>
-          <w:lang w:val="en"/>
-        </w:rPr>
-        <w:t xml:space="preserve"> </w:t>
-      </w:r>
-      <w:proofErr w:type="gramStart"/>
-      <w:r>
-        <w:rPr>
-          <w:lang w:val="en"/>
-        </w:rPr>
-        <w:t>&lt;!--</w:t>
-      </w:r>
-      <w:proofErr w:type="gramEnd"/>
-      <w:r>
-        <w:rPr>
-          <w:lang w:val="en"/>
-        </w:rPr>
-        <w:t xml:space="preserve"> #get var=UsersActivePeriod --&gt; </w:t>
-      </w:r>
-      <w:r>
-        <w:rPr>
-          <w:b/>
-          <w:bCs/>
-          <w:lang w:val="en"/>
-        </w:rPr>
-        <w:t>days</w:t>
-      </w:r>
-    </w:p>
-    <w:p>
-      <w:pPr>
-        <w:rPr>
-          <w:lang w:val="en"/>
-        </w:rPr>
-      </w:pPr>
-      <w:r>
-        <w:rPr>
-          <w:b/>
-          <w:bCs/>
-          <w:lang w:val="en"/>
-        </w:rPr>
-        <w:t>Active Users:</w:t>
-      </w:r>
-      <w:r>
-        <w:rPr>
-          <w:lang w:val="en"/>
-        </w:rPr>
-        <w:t xml:space="preserve"> </w:t>
-      </w:r>
-      <w:proofErr w:type="gramStart"/>
-      <w:r>
-        <w:rPr>
-          <w:lang w:val="en"/>
-        </w:rPr>
-        <w:t>&lt;!--</w:t>
-      </w:r>
-      <w:proofErr w:type="gramEnd"/>
-      <w:r>
-        <w:rPr>
-          <w:lang w:val="en"/>
-        </w:rPr>
-        <w:t xml:space="preserve"> #get var=UsersActive --&gt;</w:t>
+        <w:t>get var=UsersActive --&gt;</w:t>
       </w:r>
     </w:p>
     <w:p>
@@ -1084,6 +1073,7 @@
   <w:style w:type="character" w:default="1" w:styleId="DefaultParagraphFont">
     <w:name w:val="Default Paragraph Font"/>
     <w:uiPriority w:val="1"/>
+    <w:semiHidden/>
     <w:unhideWhenUsed/>
   </w:style>
   <w:style w:type="table" w:default="1" w:styleId="TableNormal">
